--- a/docs/PRAXIS_PROJECT_REPORT.docx
+++ b/docs/PRAXIS_PROJECT_REPORT.docx
@@ -102,7 +102,7 @@
           <w:i w:val="0"/>
           <w:sz w:val="20"/>
         </w:rPr>
-        <w:t>System: PRAXIS   ·   28 October 2026   ·   source commit 8138fd2</w:t>
+        <w:t>System: PRAXIS   ·   29 October 2026   ·   source commit bc07725</w:t>
       </w:r>
     </w:p>
     <w:p>
@@ -1998,14 +1998,33 @@
           <w:b/>
           <w:i w:val="0"/>
         </w:rPr>
-        <w:t>7 of 10 were answered correctly</w:t>
+        <w:t>7 of 10 were answered correctly.</w:t>
       </w:r>
       <w:r>
         <w:rPr>
           <w:b w:val="0"/>
           <w:i w:val="0"/>
         </w:rPr>
-        <w:t xml:space="preserve"> in 40 ms for the set.</w:t>
+        <w:t xml:space="preserve"> The PASS and FAIL labels in Table 4 are not written by hand: each is computed by the same per-gold-kind rule the benchmark scorer uses, so a conditional gold passes only on a hedged answer and a denied gold only on a refusal that leaks nothing.</w:t>
+      </w:r>
+    </w:p>
+    <w:p>
+      <w:pPr>
+        <w:spacing w:after="120"/>
+      </w:pPr>
+      <w:r>
+        <w:rPr>
+          <w:b/>
+          <w:i w:val="0"/>
+        </w:rPr>
+        <w:t>Timing, and what it measures.</w:t>
+      </w:r>
+      <w:r>
+        <w:rPr>
+          <w:b w:val="0"/>
+          <w:i w:val="0"/>
+        </w:rPr>
+        <w:t xml:space="preserve"> The set took 1462 ms, a mean of 146 ms per question, in one cold process with the knowledge pack already loaded. Of that, the first case alone is 771 ms, because answering it also builds the goal catalogue and the policy index; every later case is a fraction of that. Asking the same ten questions again in the same process takes 32 ms, 3.2 ms per question, because the encoder memoises embeddings by text. Both figures are real and they answer different questions; this table reports the first, which is the cost of answering a question the process has not seen before, and therefore the only one comparable to the benchmark's mean latency in Table 2. An earlier version of this report quoted the repeat figure as though it were the cost of answering, which understated it by a factor of 45.</w:t>
       </w:r>
     </w:p>
     <w:tbl>
@@ -2202,7 +2221,7 @@
                 <w:b w:val="0"/>
                 <w:sz w:val="17"/>
               </w:rPr>
-              <w:t>5.5</w:t>
+              <w:t>771.0</w:t>
             </w:r>
           </w:p>
         </w:tc>
@@ -2294,7 +2313,7 @@
                 <w:b w:val="0"/>
                 <w:sz w:val="17"/>
               </w:rPr>
-              <w:t>2.3</w:t>
+              <w:t>47.4</w:t>
             </w:r>
           </w:p>
         </w:tc>
@@ -2386,7 +2405,7 @@
                 <w:b w:val="0"/>
                 <w:sz w:val="17"/>
               </w:rPr>
-              <w:t>2.4</w:t>
+              <w:t>94.8</w:t>
             </w:r>
           </w:p>
         </w:tc>
@@ -2478,7 +2497,7 @@
                 <w:b w:val="0"/>
                 <w:sz w:val="17"/>
               </w:rPr>
-              <w:t>2.4</w:t>
+              <w:t>88.2</w:t>
             </w:r>
           </w:p>
         </w:tc>
@@ -2570,7 +2589,7 @@
                 <w:b w:val="0"/>
                 <w:sz w:val="17"/>
               </w:rPr>
-              <w:t>5.2</w:t>
+              <w:t>65.1</w:t>
             </w:r>
           </w:p>
         </w:tc>
@@ -2662,7 +2681,7 @@
                 <w:b w:val="0"/>
                 <w:sz w:val="17"/>
               </w:rPr>
-              <w:t>3.9</w:t>
+              <w:t>195.5</w:t>
             </w:r>
           </w:p>
         </w:tc>
@@ -2754,7 +2773,7 @@
                 <w:b w:val="0"/>
                 <w:sz w:val="17"/>
               </w:rPr>
-              <w:t>5.3</w:t>
+              <w:t>62.8</w:t>
             </w:r>
           </w:p>
         </w:tc>
@@ -2846,7 +2865,7 @@
                 <w:b w:val="0"/>
                 <w:sz w:val="17"/>
               </w:rPr>
-              <w:t>6.0</w:t>
+              <w:t>71.7</w:t>
             </w:r>
           </w:p>
         </w:tc>
@@ -2938,7 +2957,7 @@
                 <w:b w:val="0"/>
                 <w:sz w:val="17"/>
               </w:rPr>
-              <w:t>1.4</w:t>
+              <w:t>42.6</w:t>
             </w:r>
           </w:p>
         </w:tc>
@@ -3030,7 +3049,7 @@
                 <w:b w:val="0"/>
                 <w:sz w:val="17"/>
               </w:rPr>
-              <w:t>5.2</w:t>
+              <w:t>22.6</w:t>
             </w:r>
           </w:p>
         </w:tc>
@@ -3278,7 +3297,40 @@
           <w:b w:val="0"/>
           <w:i w:val="0"/>
         </w:rPr>
-        <w:t xml:space="preserve"> Verification establishes that a claim follows from the evidence, not that it answers the question asked. Across the fifteen not-covered questions in the test split the system abstained in none. A relevance check between the resolved goal and the question - the dashed panel in Figure 1 - is the remedy, and it is not implemented.</w:t>
+        <w:t xml:space="preserve"> Verification establishes that a claim follows from the evidence, not that it answers the question asked. These are two different properties, and the whole architecture secures only the first. Across the fifteen not-covered questions in the test split this configuration abstained in none. The remedy is a relevance check between the resolved goal and the question - the dashed panel in Figure 1.</w:t>
+      </w:r>
+    </w:p>
+    <w:p>
+      <w:pPr>
+        <w:spacing w:after="120"/>
+      </w:pPr>
+      <w:r>
+        <w:rPr>
+          <w:b/>
+          <w:i w:val="0"/>
+        </w:rPr>
+        <w:t>That check now exists, on one of the two configurations.</w:t>
+      </w:r>
+      <w:r>
+        <w:rPr>
+          <w:b w:val="0"/>
+          <w:i w:val="0"/>
+        </w:rPr>
+        <w:t xml:space="preserve"> Selecting a goal by nearest neighbour always returns a goal, so the encoder shown here has no way to say "none" and the failure stands. The language-model parser does have that option, and it was already using it: it names no goal on all fifteen. It was being overruled downstream, where any policy clause scoring above the retrieval floor was recited anyway - so text similarity overturned a correct judgement. The nine questions answered are exactly the nine whose nearest clause clears that floor. Requiring that a clause may answer over a "none" verdict only when the answer is the same for everyone - no case question, no named record - takes the parser configuration from 6 of 15 to </w:t>
+      </w:r>
+      <w:r>
+        <w:rPr>
+          <w:b/>
+          <w:i w:val="0"/>
+        </w:rPr>
+        <w:t>15 of 15</w:t>
+      </w:r>
+      <w:r>
+        <w:rPr>
+          <w:b w:val="0"/>
+          <w:i w:val="0"/>
+        </w:rPr>
+        <w:t>, gaining nine cases and losing none, and losing none on the curated suite either. Nine earlier attempts to detect out-of-scope questions by a similarity score were refuted first; `docs/audit/RELEVANCE_GATE.md` records each with the measurement that killed it. The gate inherits the parser's errors, which is its real limit: a 1.5B model misreads 29 of 86 covered questions as out of scope, and while none of those was being answered correctly before, a weak parser would turn the gate into an abstention machine.</w:t>
       </w:r>
     </w:p>
     <w:p>
@@ -4735,13 +4787,13 @@
         <w:rPr>
           <w:b/>
         </w:rPr>
-        <w:t>Question relevance is not implemented.</w:t>
+        <w:t>Question relevance is implemented only where understanding can decline.</w:t>
       </w:r>
       <w:r>
         <w:rPr>
           <w:b w:val="0"/>
         </w:rPr>
-        <w:t xml:space="preserve"> On the fifteen not-covered questions the system abstained in none. This is the architecture's sharpest limitation and is demonstrated in Section 7.2.</w:t>
+        <w:t xml:space="preserve"> The default encoder configuration abstains on none of the fifteen not-covered questions, because nearest-neighbour goal selection always returns a goal. The parser configuration now abstains on all fifteen. Carrying the fix to the default would mean giving the encoder negative catalogue entries - enumerating what the company does not do - which is open-ended. Section 7.2 demonstrates both halves.</w:t>
       </w:r>
     </w:p>
     <w:p>
@@ -4850,7 +4902,7 @@
           <w:b w:val="0"/>
           <w:i w:val="0"/>
         </w:rPr>
-        <w:t>Two findings temper this. The parser configuration's perfect selective accuracy on the test split does not transfer to unseen worlds, and the system does not recognise questions its rule base does not cover - a failure verification is structurally unable to catch, because relevance is not support.</w:t>
+        <w:t>Two findings temper this. The parser configuration's perfect selective accuracy on the test split does not transfer to unseen worlds, and the default configuration does not recognise questions its rule base does not cover - a failure verification is structurally unable to catch, because relevance is not support. Support and relevance are separate properties throughout this report: the architecture secures the first by construction, and the second only where understanding is able to decline.</w:t>
       </w:r>
     </w:p>
     <w:p>
@@ -4862,7 +4914,7 @@
           <w:b w:val="0"/>
           <w:i w:val="0"/>
         </w:rPr>
-        <w:t>Future work is a relevance gate separate from the evidence gate, an independently authored evaluation, and raising coverage in the secondary study without reintroducing unsupported claims.</w:t>
+        <w:t>Future work is carrying the relevance gate to the default configuration, which needs goal selection to have a null option it currently lacks, an independently authored evaluation, and raising coverage in the secondary study without reintroducing unsupported claims.</w:t>
       </w:r>
     </w:p>
     <w:p>
@@ -5095,7 +5147,7 @@
           <w:b w:val="0"/>
           <w:i w:val="0"/>
         </w:rPr>
-        <w:t xml:space="preserve"> 8138fd2</w:t>
+        <w:t xml:space="preserve"> bc07725 — the state of the code that produced every number in this report. The commit that carries this document is its child, since the document is written after the code it describes; both are on `master`.</w:t>
       </w:r>
     </w:p>
     <w:p>

--- a/docs/PRAXIS_PROJECT_REPORT.docx
+++ b/docs/PRAXIS_PROJECT_REPORT.docx
@@ -102,7 +102,7 @@
           <w:i w:val="0"/>
           <w:sz w:val="20"/>
         </w:rPr>
-        <w:t>System: PRAXIS   ·   29 October 2026   ·   source commit bc07725</w:t>
+        <w:t>System: PRAXIS   ·   29 October 2026   ·   source commit 34c76f4</w:t>
       </w:r>
     </w:p>
     <w:p>
@@ -276,7 +276,7 @@
           <w:b w:val="0"/>
           <w:i w:val="0"/>
         </w:rPr>
-        <w:t>The common remedies keep the model as the authority. Self-consistency sampling, self-critique and chain-of-verification all ask the model to audit its own output - auditor and author are the same model, so a confident systematic error is invisible to both. Our own measurement bears this out: asking a 7B model to check its own retrieval-grounded draft moved accuracy from 0.200 to 0.247 and hallucination from 0.302 to 0.282 - an improvement far smaller than the error it is meant to remove.</w:t>
+        <w:t>The common remedies keep the model as the authority. Self-consistency sampling, self-critique and chain-of-verification all ask the model to audit its own output - auditor and author are the same model, so a confident systematic error is invisible to both. Combining neural and symbolic components is a long-standing programme [12]; what this project changes is not that they are combined but which of them holds the authority for the decision. Our own measurement bears this out: asking a 7B model to check its own retrieval-grounded draft moved accuracy from 0.200 to 0.247 and hallucination from 0.302 to 0.282 - an improvement far smaller than the error it is meant to remove.</w:t>
       </w:r>
     </w:p>
     <w:p>
@@ -402,6 +402,18 @@
         <w:t>3. Literature Survey</w:t>
       </w:r>
     </w:p>
+    <w:p>
+      <w:pPr>
+        <w:spacing w:after="120"/>
+      </w:pPr>
+      <w:r>
+        <w:rPr>
+          <w:b w:val="0"/>
+          <w:i w:val="0"/>
+        </w:rPr>
+        <w:t>Table 1 groups the work this project builds on by what it leaves open. The gap is narrow and deliberate: each line addresses a system that supplies evidence, or scores text after the fact, or asks a model to check itself, rather than one that refuses to release an answer its own rules do not entail.</w:t>
+      </w:r>
+    </w:p>
     <w:tbl>
       <w:tblPr>
         <w:tblStyle w:val="LightGrid-Accent1"/>
@@ -488,7 +500,7 @@
                 <w:b w:val="0"/>
                 <w:sz w:val="19"/>
               </w:rPr>
-              <w:t>Ji et al. (2023); Huang et al. (2025)</w:t>
+              <w:t>Ji et al. (2023) [1]; Huang et al. (2025) [2]</w:t>
             </w:r>
           </w:p>
         </w:tc>
@@ -535,7 +547,7 @@
                 <w:b w:val="0"/>
                 <w:sz w:val="19"/>
               </w:rPr>
-              <w:t>Lewis et al. (2020)</w:t>
+              <w:t>Lewis et al. (2020) [3]</w:t>
             </w:r>
           </w:p>
         </w:tc>
@@ -582,7 +594,7 @@
                 <w:b w:val="0"/>
                 <w:sz w:val="19"/>
               </w:rPr>
-              <w:t>Chain-of-verification (2024); SelfCheckGPT (2023); Self-RAG (2024)</w:t>
+              <w:t>Chain-of-verification (2024) [5]; SelfCheckGPT (2023) [6]; Self-RAG (2024) [4]</w:t>
             </w:r>
           </w:p>
         </w:tc>
@@ -629,7 +641,7 @@
                 <w:b w:val="0"/>
                 <w:sz w:val="19"/>
               </w:rPr>
-              <w:t>FActScore (2023)</w:t>
+              <w:t>FActScore (2023) [7]</w:t>
             </w:r>
           </w:p>
         </w:tc>
@@ -676,7 +688,7 @@
                 <w:b w:val="0"/>
                 <w:sz w:val="19"/>
               </w:rPr>
-              <w:t>Logic-LM (2023); LINC (2023); PAL (2023); Binder (2023)</w:t>
+              <w:t>Logic-LM (2023) [8]; LINC (2023) [9]; PAL (2023) [10]; Binder (2023) [11]</w:t>
             </w:r>
           </w:p>
         </w:tc>
@@ -837,7 +849,7 @@
           <w:b w:val="0"/>
           <w:i w:val="0"/>
         </w:rPr>
-        <w:t>Rules are evaluated under Kleene strong three-valued logic: a fact the company has no record of is unknown, not false. A two-valued engine answers 'no, you are not eligible' when the truthful answer is 'nobody recorded whether you are'. The reasoner resolves the policy version in force on the case's own date rather than the newest, and reads records through an authorized view, so a rule consults only facts the asker may see.</w:t>
+        <w:t>Rules are evaluated under Kleene strong three-valued logic [13]: a fact the company has no record of is unknown, not false. A two-valued engine answers 'no, you are not eligible' when the truthful answer is 'nobody recorded whether you are'. The reasoner resolves the policy version in force on the case's own date rather than the newest, and reads records through an authorized view, so a rule consults only facts the asker may see.</w:t>
       </w:r>
     </w:p>
     <w:p>
@@ -1947,7 +1959,7 @@
           <w:b w:val="0"/>
           <w:i w:val="0"/>
         </w:rPr>
-        <w:t>Cases are generated over synthetic enterprise worlds, each with its own catalogue, staff, policy history and records, with gold answers from an independent oracle rather than the system under test. All systems see the same questions, corpus and authorization context; decoding is greedy, so a run repeats exactly on one machine.</w:t>
+        <w:t>Table 3 gives the splits. Cases are generated over synthetic enterprise worlds, each with its own catalogue, staff, policy history and records, with gold answers from an independent oracle rather than the system under test. All systems see the same questions, corpus and authorization context; decoding is greedy, so a run repeats exactly on one machine.</w:t>
       </w:r>
     </w:p>
     <w:p>
@@ -3091,7 +3103,7 @@
           <w:b w:val="0"/>
           <w:i w:val="0"/>
         </w:rPr>
-        <w:t>Case W101-T-known-1 asks whether an order can be returned. The encoder ranks candidate goals and carries forward the highest; the reasoner gathers the order's status, category and delivery date, applies the returns rules under three-valued logic, and establishes the conclusion before any text is written.</w:t>
+        <w:t>Case W101-T-known-1 asks whether an order can be returned. The encoder ranks candidate goals and carries forward the highest; the reasoner gathers the order's status, category and delivery date, applies the returns rules under three-valued logic, and establishes the conclusion before any text is written. Figures 3 and 4 follow this case through all four stages.</w:t>
       </w:r>
     </w:p>
     <w:p>
@@ -3224,7 +3236,7 @@
           <w:b w:val="0"/>
           <w:i w:val="0"/>
         </w:rPr>
-        <w:t>Case W101-T-not_covered-1 asks for the warranty period on a product. No policy clause in the rule base covers warranties. The correct behaviour is to report insufficient evidence. Instead the encoder maps the question onto the nearest in-scope goal - replacement availability - and the system answers that question correctly, citing real clauses and real records.</w:t>
+        <w:t>Case W101-T-not_covered-1 asks for the warranty period on a product. No policy clause in the rule base covers warranties. The correct behaviour is to report insufficient evidence. Instead the encoder maps the question onto the nearest in-scope goal - replacement availability - and the system answers that question correctly, citing real clauses and real records, as Figure 5 shows.</w:t>
       </w:r>
     </w:p>
     <w:p>
@@ -4043,7 +4055,7 @@
                 <w:b w:val="0"/>
                 <w:sz w:val="19"/>
               </w:rPr>
-              <w:t>0.000</w:t>
+              <w:t>n/a</w:t>
             </w:r>
           </w:p>
         </w:tc>
@@ -4126,7 +4138,7 @@
           <w:b w:val="0"/>
           <w:i w:val="0"/>
         </w:rPr>
-        <w:t>The LLM-free configuration answers 0.796 of all questions correctly at 0.149 hallucination, against 0.200 and 0.302 for the same model given retrieval over the same corpus. The reduction is not bought with abstention: it covers 0.943 of answerable questions while retrieval covers 0.462 - it answers more questions and more of them correctly.</w:t>
+        <w:t>Table 5 sets the systems side by side. The LLM-free configuration answers 0.796 of all questions correctly at 0.149 hallucination, against 0.200 and 0.302 for the same model given retrieval over the same corpus. The reduction is not bought with abstention: it covers 0.943 of answerable questions while retrieval covers 0.462 - it answers more questions and more of them correctly. Figure 7 plots both quantities with their 95% bootstrap intervals.</w:t>
       </w:r>
     </w:p>
     <w:p>
@@ -4245,7 +4257,7 @@
                 <w:b w:val="0"/>
                 <w:sz w:val="19"/>
               </w:rPr>
-              <w:t>PRAXIS (full)</w:t>
+              <w:t>PRAXIS (full), nothing disabled</w:t>
             </w:r>
           </w:p>
         </w:tc>
@@ -4630,7 +4642,7 @@
           <w:color w:val="444444"/>
           <w:sz w:val="18"/>
         </w:rPr>
-        <w:t>Table 6. Each row disables exactly one mechanism.</w:t>
+        <w:t>Table 6. Each row below the first disables exactly one mechanism. Scored on the structured decision, so these columns cannot measure the verification gate, which acts on released wording.</w:t>
       </w:r>
     </w:p>
     <w:p>
@@ -4642,7 +4654,7 @@
           <w:b w:val="0"/>
           <w:i w:val="0"/>
         </w:rPr>
-        <w:t>Three-valued reasoning carries real weight: treating unknown as false costs 0.051 accuracy, because the system starts denying entitlements that were merely unrecorded. Authorization is the sharpest: removing it leaves accuracy broadly intact but raises the disclosure rate from 0.000 to 0.867 - the system answers well and leaks almost every protected record while doing so, which an accuracy-only evaluation would not reveal.</w:t>
+        <w:t>Table 6 isolates each mechanism. Three-valued reasoning carries real weight: treating unknown as false costs 0.051 accuracy, because the system starts denying entitlements that were merely unrecorded. Authorization is the sharpest: removing it leaves accuracy broadly intact but raises the disclosure rate from 0.000 to 0.867 - the system answers well and leaks almost every protected record while doing so, which an accuracy-only evaluation would not reveal.</w:t>
       </w:r>
     </w:p>
     <w:p>
@@ -4890,7 +4902,7 @@
           <w:b w:val="0"/>
           <w:i w:val="0"/>
         </w:rPr>
-        <w:t>Removing the language model from the decision path, rather than asking it to audit itself, reduced hallucination from 0.302 to 0.149 while raising coverage from 0.462 to 0.943 and cutting latency by roughly two orders of magnitude. The reduction is not an artefact of refusing difficult questions.</w:t>
+        <w:t>Removing the language model from the decision path, rather than asking it to audit itself, reduced hallucination from 0.302 to 0.149 while raising coverage from 0.462 to 0.943 and cutting latency by roughly two orders of magnitude. The reduction is not an artefact of refusing difficult questions. The latency comparison is not hardware-controlled: PRAXIS runs entirely on CPU, while the baselines wait on a served language model, so the gap measures the cost of needing a generator at all rather than two implementations on equal footing.</w:t>
       </w:r>
     </w:p>
     <w:p>
@@ -5147,7 +5159,7 @@
           <w:b w:val="0"/>
           <w:i w:val="0"/>
         </w:rPr>
-        <w:t xml:space="preserve"> bc07725 — the state of the code that produced every number in this report. The commit that carries this document is its child, since the document is written after the code it describes; both are on `master`.</w:t>
+        <w:t xml:space="preserve"> 34c76f4 — the state of the code that produced every number in this report. The commit that carries this document is its child, since the document is written after the code it describes; both are on `master`.</w:t>
       </w:r>
     </w:p>
     <w:p>
